--- a/Word_Edge_Case_13.docx
+++ b/Word_Edge_Case_13.docx
@@ -14,7 +14,7 @@
       <w:r>
         <w:drawing>
           <wp:inline xmlns:a="http://schemas.openxmlformats.org/drawingml/2006/main" xmlns:pic="http://schemas.openxmlformats.org/drawingml/2006/picture">
-            <wp:extent cx="12395200" cy="17170400"/>
+            <wp:extent cx="4320000" cy="5984262"/>
             <wp:docPr id="1" name="Picture 1"/>
             <wp:cNvGraphicFramePr>
               <a:graphicFrameLocks noChangeAspect="1"/>
@@ -35,7 +35,7 @@
                   <pic:spPr>
                     <a:xfrm>
                       <a:off x="0" y="0"/>
-                      <a:ext cx="12395200" cy="17170400"/>
+                      <a:ext cx="4320000" cy="5984262"/>
                     </a:xfrm>
                     <a:prstGeom prst="rect"/>
                   </pic:spPr>

--- a/Word_Edge_Case_13.docx
+++ b/Word_Edge_Case_13.docx
@@ -7,14 +7,24 @@
         <w:pStyle w:val="Heading1"/>
       </w:pPr>
       <w:r>
-        <w:t>Edge Case Passport Document - 13</w:t>
+        <w:t>Application Form - 8119</w:t>
+      </w:r>
+    </w:p>
+    <w:p>
+      <w:r>
+        <w:t>Please find the attached identification document for the applicant.</w:t>
+      </w:r>
+    </w:p>
+    <w:p>
+      <w:r>
+        <w:t>--- DOCUMENT SCAN BEGINS ---</w:t>
       </w:r>
     </w:p>
     <w:p>
       <w:r>
         <w:drawing>
           <wp:inline xmlns:a="http://schemas.openxmlformats.org/drawingml/2006/main" xmlns:pic="http://schemas.openxmlformats.org/drawingml/2006/picture">
-            <wp:extent cx="4320000" cy="5984262"/>
+            <wp:extent cx="3978460" cy="2872024"/>
             <wp:docPr id="1" name="Picture 1"/>
             <wp:cNvGraphicFramePr>
               <a:graphicFrameLocks noChangeAspect="1"/>
@@ -23,7 +33,7 @@
               <a:graphicData uri="http://schemas.openxmlformats.org/drawingml/2006/picture">
                 <pic:pic>
                   <pic:nvPicPr>
-                    <pic:cNvPr id="0" name="passport_upside_down.jpg"/>
+                    <pic:cNvPr id="0" name="passport_rotated_90.jpg"/>
                     <pic:cNvPicPr/>
                   </pic:nvPicPr>
                   <pic:blipFill>
@@ -35,7 +45,7 @@
                   <pic:spPr>
                     <a:xfrm>
                       <a:off x="0" y="0"/>
-                      <a:ext cx="4320000" cy="5984262"/>
+                      <a:ext cx="3978460" cy="2872024"/>
                     </a:xfrm>
                     <a:prstGeom prst="rect"/>
                   </pic:spPr>
@@ -44,6 +54,16 @@
             </a:graphic>
           </wp:inline>
         </w:drawing>
+      </w:r>
+    </w:p>
+    <w:p>
+      <w:r>
+        <w:t>--- DOCUMENT SCAN ENDS ---</w:t>
+      </w:r>
+    </w:p>
+    <w:p>
+      <w:r>
+        <w:t>Please ensure all data points are extracted properly by the OCR engine.</w:t>
       </w:r>
     </w:p>
     <w:sectPr>

--- a/Word_Edge_Case_13.docx
+++ b/Word_Edge_Case_13.docx
@@ -7,24 +7,87 @@
         <w:pStyle w:val="Heading1"/>
       </w:pPr>
       <w:r>
-        <w:t>Application Form - 8119</w:t>
+        <w:t>Application Form - 4279</w:t>
       </w:r>
     </w:p>
     <w:p>
       <w:r>
-        <w:t>Please find the attached identification document for the applicant.</w:t>
+        <w:t>Effect: noise</w:t>
       </w:r>
     </w:p>
+    <w:p>
+      <w:r>
+        <w:t>Confidential document. Do not share without authorized permission.</w:t>
+      </w:r>
+    </w:p>
+    <w:tbl>
+      <w:tblPr>
+        <w:tblW w:type="auto" w:w="0"/>
+        <w:tblLook w:firstColumn="1" w:firstRow="1" w:lastColumn="0" w:lastRow="0" w:noHBand="0" w:noVBand="1" w:val="04A0"/>
+      </w:tblPr>
+      <w:tblGrid>
+        <w:gridCol w:w="4320"/>
+        <w:gridCol w:w="4320"/>
+      </w:tblGrid>
+      <w:tr>
+        <w:tc>
+          <w:tcPr>
+            <w:tcW w:type="dxa" w:w="4320"/>
+          </w:tcPr>
+          <w:p>
+            <w:r>
+              <w:t>Client ID</w:t>
+            </w:r>
+          </w:p>
+        </w:tc>
+        <w:tc>
+          <w:tcPr>
+            <w:tcW w:type="dxa" w:w="4320"/>
+          </w:tcPr>
+          <w:p>
+            <w:r>
+              <w:t>984751</w:t>
+            </w:r>
+          </w:p>
+        </w:tc>
+      </w:tr>
+      <w:tr>
+        <w:tc>
+          <w:tcPr>
+            <w:tcW w:type="dxa" w:w="4320"/>
+          </w:tcPr>
+          <w:p>
+            <w:r>
+              <w:t>Validation Status</w:t>
+            </w:r>
+          </w:p>
+        </w:tc>
+        <w:tc>
+          <w:tcPr>
+            <w:tcW w:type="dxa" w:w="4320"/>
+          </w:tcPr>
+          <w:p>
+            <w:r>
+              <w:t>Pending</w:t>
+            </w:r>
+          </w:p>
+        </w:tc>
+      </w:tr>
+    </w:tbl>
+    <w:p/>
     <w:p>
       <w:r>
         <w:t>--- DOCUMENT SCAN BEGINS ---</w:t>
       </w:r>
     </w:p>
     <w:p>
+      <w:pPr>
+        <w:jc w:val="right"/>
+      </w:pPr>
       <w:r>
         <w:drawing>
           <wp:inline xmlns:a="http://schemas.openxmlformats.org/drawingml/2006/main" xmlns:pic="http://schemas.openxmlformats.org/drawingml/2006/picture">
-            <wp:extent cx="3978460" cy="2872024"/>
+            <wp:extent cx="3479681" cy="3180412"/>
             <wp:docPr id="1" name="Picture 1"/>
             <wp:cNvGraphicFramePr>
               <a:graphicFrameLocks noChangeAspect="1"/>
@@ -33,7 +96,7 @@
               <a:graphicData uri="http://schemas.openxmlformats.org/drawingml/2006/picture">
                 <pic:pic>
                   <pic:nvPicPr>
-                    <pic:cNvPr id="0" name="passport_rotated_90.jpg"/>
+                    <pic:cNvPr id="0" name="image.jpg"/>
                     <pic:cNvPicPr/>
                   </pic:nvPicPr>
                   <pic:blipFill>
@@ -45,7 +108,7 @@
                   <pic:spPr>
                     <a:xfrm>
                       <a:off x="0" y="0"/>
-                      <a:ext cx="3978460" cy="2872024"/>
+                      <a:ext cx="3479681" cy="3180412"/>
                     </a:xfrm>
                     <a:prstGeom prst="rect"/>
                   </pic:spPr>

--- a/Word_Edge_Case_13.docx
+++ b/Word_Edge_Case_13.docx
@@ -7,7 +7,7 @@
         <w:pStyle w:val="Heading1"/>
       </w:pPr>
       <w:r>
-        <w:t>Application Form - 6273</w:t>
+        <w:t>Application Form - 8271</w:t>
       </w:r>
     </w:p>
     <w:p>
@@ -17,7 +17,97 @@
     </w:p>
     <w:p>
       <w:r>
-        <w:t>The following scan was provided during the registration process.</w:t>
+        <w:t>Scan network accuracy document layer validation image image resolution accuracy analysis. Accuracy analysis matrix validation system layer scan process model. Model system data resolution analysis resolution report data report. Image network scan scan output output output analysis. Scan report accuracy system layer document system validation network scan document. Analysis process report process resolution accuracy analysis.</w:t>
+      </w:r>
+    </w:p>
+    <w:p>
+      <w:r>
+        <w:t>Data data layer output document accuracy matrix feature matrix data resolution analysis. Pixel accuracy pixel system model feature report report system data document. System feature scan system matrix data pixel image data. Process data system document resolution feature network report scan resolution. Scan scan output resolution matrix analysis matrix.</w:t>
+      </w:r>
+    </w:p>
+    <w:p>
+      <w:r>
+        <w:t>Analysis validation pixel feature pixel network data. Resolution scan document data network report model data. Accuracy pixel system accuracy resolution layer analysis validation process scan process. Data model pixel model document accuracy analysis accuracy process matrix document report.</w:t>
+      </w:r>
+    </w:p>
+    <w:p>
+      <w:r>
+        <w:t>Output validation output feature resolution model resolution network system layer. Matrix analysis document feature accuracy system system. Matrix layer report matrix process layer pixel image analysis model system image. Document matrix process model report resolution report process. Scan layer report data model image pixel resolution image network accuracy. Document network data scan data scan accuracy pixel model.</w:t>
+      </w:r>
+    </w:p>
+    <w:p>
+      <w:r>
+        <w:t>Resolution validation system matrix process layer data analysis accuracy process model. Layer matrix layer layer accuracy resolution model feature scan. Pixel report data analysis accuracy model pixel validation system report matrix. Scan validation pixel analysis scan accuracy scan scan process document report. Output matrix matrix accuracy report network validation. Resolution document report analysis output analysis network document output.</w:t>
+      </w:r>
+    </w:p>
+    <w:p>
+      <w:r>
+        <w:t>Data network system resolution data resolution process layer resolution system output. Output matrix layer image scan scan system resolution network. Scan matrix feature analysis data layer document.</w:t>
+      </w:r>
+    </w:p>
+    <w:p>
+      <w:r>
+        <w:t>Accuracy system resolution scan matrix image system data analysis image. System system model output layer feature image report. Network output image feature resolution feature pixel validation.</w:t>
+      </w:r>
+    </w:p>
+    <w:p>
+      <w:r>
+        <w:t>Data document scan analysis model feature resolution network feature. Network accuracy model process document output analysis process feature. Accuracy data scan document layer document network matrix report feature. Scan report pixel network analysis layer accuracy process analysis scan.</w:t>
+      </w:r>
+    </w:p>
+    <w:p>
+      <w:r>
+        <w:t>System validation validation data matrix model system validation report. Matrix report feature analysis document layer resolution scan process. System data model feature image document feature validation network. Layer image scan system image system system scan accuracy report model. Data pixel network report layer matrix layer validation image. Validation system output analysis validation output image.</w:t>
+      </w:r>
+    </w:p>
+    <w:p>
+      <w:r>
+        <w:t>Process system analysis feature resolution report network validation accuracy. Scan output analysis matrix layer output image output scan system model. Report document layer resolution accuracy pixel layer matrix. Accuracy report network image feature process matrix document resolution feature feature output. Report accuracy pixel image accuracy scan network data scan network data validation. Matrix matrix scan process output scan feature validation.</w:t>
+      </w:r>
+    </w:p>
+    <w:p>
+      <w:r>
+        <w:t>Analysis scan resolution output layer accuracy resolution. Pixel layer process matrix validation pixel report. Model feature layer feature layer data layer matrix validation. Model validation pixel model matrix matrix model. Pixel analysis resolution analysis data pixel process.</w:t>
+      </w:r>
+    </w:p>
+    <w:p>
+      <w:r>
+        <w:t>Data data document report document document document validation scan. Feature pixel system scan feature validation accuracy model. Feature analysis accuracy model system model process validation system analysis. Network pixel output system document matrix accuracy validation document. Validation report output pixel data layer document feature.</w:t>
+      </w:r>
+    </w:p>
+    <w:p>
+      <w:r>
+        <w:t>Network image layer validation layer model scan model data layer. Scan scan model model network data layer accuracy process. System document resolution process pixel data accuracy document document output. Network image feature resolution accuracy pixel system network. Matrix pixel accuracy matrix scan matrix report analysis network analysis resolution scan. Data image accuracy output model feature feature feature pixel.</w:t>
+      </w:r>
+    </w:p>
+    <w:p>
+      <w:r>
+        <w:t>Scan network pixel document feature output output network feature. Network accuracy accuracy output scan process matrix feature pixel feature. Matrix feature data process pixel model resolution report process. Resolution layer feature pixel feature scan image.</w:t>
+      </w:r>
+    </w:p>
+    <w:p>
+      <w:r>
+        <w:t>Network pixel matrix accuracy report report validation image output network system. Report matrix report network model model output scan model matrix resolution. Output data matrix report process layer process network. Resolution document analysis model scan validation feature resolution. Layer output image analysis accuracy network output. Resolution network system data system analysis system process document layer.</w:t>
+      </w:r>
+    </w:p>
+    <w:p>
+      <w:r>
+        <w:t>Report layer data model validation system image. Document scan pixel data accuracy feature scan data. Process image resolution analysis data system feature process document. Report scan validation scan validation validation analysis.</w:t>
+      </w:r>
+    </w:p>
+    <w:p>
+      <w:r>
+        <w:t>Model analysis model matrix system analysis process report. System accuracy analysis matrix image process image scan report document. Report layer report image network resolution accuracy model system. Output pixel document validation pixel pixel data layer. Layer output report resolution matrix layer data resolution system. Matrix matrix image process image matrix system network layer analysis data model.</w:t>
+      </w:r>
+    </w:p>
+    <w:p>
+      <w:r>
+        <w:t>Layer output model network validation process report system analysis document analysis layer. Image feature report output data resolution document process process validation. Process system accuracy matrix model document analysis report system resolution. Feature feature scan image pixel pixel layer. Image analysis resolution document system scan output process matrix. Layer data layer scan analysis layer resolution model accuracy.</w:t>
+      </w:r>
+    </w:p>
+    <w:p>
+      <w:r>
+        <w:t>Accuracy document network system pixel report network system document analysis analysis data. Image system feature data analysis matrix data feature data output validation model. Output analysis layer feature report resolution data matrix scan output scan. Scan data matrix matrix model report analysis document system output. Resolution model image scan network pixel scan model layer layer feature. Feature analysis pixel accuracy feature layer analysis analysis accuracy accuracy accuracy report.</w:t>
       </w:r>
     </w:p>
     <w:p>
@@ -27,12 +117,12 @@
     </w:p>
     <w:p>
       <w:pPr>
-        <w:jc w:val="center"/>
+        <w:jc w:val="left"/>
       </w:pPr>
       <w:r>
         <w:drawing>
           <wp:inline xmlns:a="http://schemas.openxmlformats.org/drawingml/2006/main" xmlns:pic="http://schemas.openxmlformats.org/drawingml/2006/picture">
-            <wp:extent cx="3119025" cy="2399724"/>
+            <wp:extent cx="3192133" cy="2455972"/>
             <wp:docPr id="1" name="Picture 1"/>
             <wp:cNvGraphicFramePr>
               <a:graphicFrameLocks noChangeAspect="1"/>
@@ -53,7 +143,7 @@
                   <pic:spPr>
                     <a:xfrm>
                       <a:off x="0" y="0"/>
-                      <a:ext cx="3119025" cy="2399724"/>
+                      <a:ext cx="3192133" cy="2455972"/>
                     </a:xfrm>
                     <a:prstGeom prst="rect"/>
                   </pic:spPr>
@@ -71,7 +161,7 @@
     </w:p>
     <w:p>
       <w:r>
-        <w:t>Please ensure all data points are extracted properly by the OCR engine.</w:t>
+        <w:t>Resolution report feature output image output accuracy scan. Layer accuracy system scan feature validation process validation accuracy layer. Model resolution analysis report document resolution process model report analysis analysis data. Network output model data resolution validation model resolution.</w:t>
       </w:r>
     </w:p>
     <w:sectPr>
